--- a/pr-preview/pr-213/chapters/citations-evidence.docx
+++ b/pr-preview/pr-213/chapters/citations-evidence.docx
@@ -15,7 +15,7 @@
         <w:pStyle w:val="Date"/>
       </w:pPr>
       <w:r>
-        <w:t xml:space="preserve">Last modified: 2026-10-15 23:21:43 (PDT)</w:t>
+        <w:t xml:space="preserve">Last modified: 2026-10-16 00:04:38 (PDT)</w:t>
       </w:r>
     </w:p>
     <w:p>
@@ -4116,6 +4116,20 @@
     <w:p>
       <w:pPr>
         <w:pStyle w:val="FirstParagraph"/>
+      </w:pPr>
+      <w:r>
+        <w:t xml:space="preserve">A work you wrote with people outside your group is the exception:</w:t>
+      </w:r>
+      <w:r>
+        <w:t xml:space="preserve"> </w:t>
+      </w:r>
+      <w:r>
+        <w:t xml:space="preserve">credit those co-authors by name when you reuse their words or lectures.</w:t>
+      </w:r>
+    </w:p>
+    <w:p>
+      <w:pPr>
+        <w:pStyle w:val="BodyText"/>
       </w:pPr>
       <w:r>
         <w:t xml:space="preserve">Carry over what the source itself credits:</w:t>

--- a/pr-preview/pr-213/chapters/citations-evidence.docx
+++ b/pr-preview/pr-213/chapters/citations-evidence.docx
@@ -15,7 +15,7 @@
         <w:pStyle w:val="Date"/>
       </w:pPr>
       <w:r>
-        <w:t xml:space="preserve">Last modified: 2026-10-16 00:04:38 (PDT)</w:t>
+        <w:t xml:space="preserve">Last modified: 2026-10-16 00:10:54 (PDT)</w:t>
       </w:r>
     </w:p>
     <w:p>
@@ -3969,19 +3969,13 @@
         <w:pStyle w:val="FirstParagraph"/>
       </w:pPr>
       <w:r>
-        <w:t xml:space="preserve">A formal acknowledgment tells the reader the material came from someone else.</w:t>
-      </w:r>
-      <w:r>
-        <w:t xml:space="preserve"> </w:t>
-      </w:r>
-      <w:r>
-        <w:t xml:space="preserve">Credit belongs to other people’s work.</w:t>
-      </w:r>
-      <w:r>
-        <w:t xml:space="preserve"> </w:t>
-      </w:r>
-      <w:r>
-        <w:t xml:space="preserve">It does not belong to your own, wherever it is stored.</w:t>
+        <w:t xml:space="preserve">A formal acknowledgment tells the reader the material came from someone else,</w:t>
+      </w:r>
+      <w:r>
+        <w:t xml:space="preserve"> </w:t>
+      </w:r>
+      <w:r>
+        <w:t xml:space="preserve">so it does not belong on your own work, wherever that work is stored.</w:t>
       </w:r>
     </w:p>
     <w:p>
@@ -4072,7 +4066,7 @@
         <w:pStyle w:val="FirstParagraph"/>
       </w:pPr>
       <w:r>
-        <w:t xml:space="preserve">✅ A cross-reference link, with the standard source cited where the claim needs one:</w:t>
+        <w:t xml:space="preserve">✅ A cross-reference link:</w:t>
       </w:r>
     </w:p>
     <w:p>
@@ -4118,13 +4112,25 @@
         <w:pStyle w:val="FirstParagraph"/>
       </w:pPr>
       <w:r>
-        <w:t xml:space="preserve">A work you wrote with people outside your group is the exception:</w:t>
-      </w:r>
-      <w:r>
-        <w:t xml:space="preserve"> </w:t>
-      </w:r>
-      <w:r>
-        <w:t xml:space="preserve">credit those co-authors by name when you reuse their words or lectures.</w:t>
+        <w:t xml:space="preserve">A person outside your group who wrote material you reuse is the exception:</w:t>
+      </w:r>
+      <w:r>
+        <w:t xml:space="preserve"> </w:t>
+      </w:r>
+      <w:r>
+        <w:t xml:space="preserve">credit that person by name when you reuse their words or lectures.</w:t>
+      </w:r>
+      <w:r>
+        <w:t xml:space="preserve"> </w:t>
+      </w:r>
+      <w:r>
+        <w:t xml:space="preserve">A lab manual your own group maintains, such as the UCD-SERG lab manual, counts as your own work,</w:t>
+      </w:r>
+      <w:r>
+        <w:t xml:space="preserve"> </w:t>
+      </w:r>
+      <w:r>
+        <w:t xml:space="preserve">so it gets no credit, but what it credits, such as the Benjamin-Chung Lab Manual, is still carried.</w:t>
       </w:r>
     </w:p>
     <w:p>
@@ -4182,13 +4188,7 @@
         <w:pStyle w:val="FirstParagraph"/>
       </w:pPr>
       <w:r>
-        <w:t xml:space="preserve">A link to a sister site that sends the reader to further reading is a cross-reference, not an attribution.</w:t>
-      </w:r>
-      <w:r>
-        <w:t xml:space="preserve"> </w:t>
-      </w:r>
-      <w:r>
-        <w:t xml:space="preserve">Keep it.</w:t>
+        <w:t xml:space="preserve">A link to a sister site that sends the reader to further reading is a cross-reference, not an attribution, so it stays.</w:t>
       </w:r>
     </w:p>
     <w:p>

--- a/pr-preview/pr-213/chapters/citations-evidence.docx
+++ b/pr-preview/pr-213/chapters/citations-evidence.docx
@@ -15,7 +15,7 @@
         <w:pStyle w:val="Date"/>
       </w:pPr>
       <w:r>
-        <w:t xml:space="preserve">Last modified: 2026-10-16 00:10:54 (PDT)</w:t>
+        <w:t xml:space="preserve">Last modified: 2026-10-16 00:21:53 (PDT)</w:t>
       </w:r>
     </w:p>
     <w:p>
@@ -3977,6 +3977,30 @@
       <w:r>
         <w:t xml:space="preserve">so it does not belong on your own work, wherever that work is stored.</w:t>
       </w:r>
+      <w:r>
+        <w:t xml:space="preserve"> </w:t>
+      </w:r>
+      <w:r>
+        <w:t xml:space="preserve">The rule concerns acknowledging reuse of your own material.</w:t>
+      </w:r>
+      <w:r>
+        <w:t xml:space="preserve"> </w:t>
+      </w:r>
+      <w:r>
+        <w:t xml:space="preserve">Citing a published paper or released software of yours</w:t>
+      </w:r>
+      <w:r>
+        <w:t xml:space="preserve"> </w:t>
+      </w:r>
+      <w:r>
+        <w:t xml:space="preserve">as the original publication of a result, or as a tool you used,</w:t>
+      </w:r>
+      <w:r>
+        <w:t xml:space="preserve"> </w:t>
+      </w:r>
+      <w:r>
+        <w:t xml:space="preserve">is ordinary citation and stays.</w:t>
+      </w:r>
     </w:p>
     <w:p>
       <w:pPr>
@@ -4112,33 +4136,25 @@
         <w:pStyle w:val="FirstParagraph"/>
       </w:pPr>
       <w:r>
-        <w:t xml:space="preserve">A person outside your group who wrote material you reuse is the exception:</w:t>
-      </w:r>
-      <w:r>
-        <w:t xml:space="preserve"> </w:t>
-      </w:r>
-      <w:r>
-        <w:t xml:space="preserve">credit that person by name when you reuse their words or lectures.</w:t>
-      </w:r>
-      <w:r>
-        <w:t xml:space="preserve"> </w:t>
-      </w:r>
-      <w:r>
-        <w:t xml:space="preserve">A lab manual your own group maintains, such as the UCD-SERG lab manual, counts as your own work,</w:t>
-      </w:r>
-      <w:r>
-        <w:t xml:space="preserve"> </w:t>
-      </w:r>
-      <w:r>
-        <w:t xml:space="preserve">so it gets no credit, but what it credits, such as the Benjamin-Chung Lab Manual, is still carried.</w:t>
-      </w:r>
-    </w:p>
-    <w:p>
-      <w:pPr>
-        <w:pStyle w:val="BodyText"/>
-      </w:pPr>
-      <w:r>
-        <w:t xml:space="preserve">Carry over what the source itself credits:</w:t>
+        <w:t xml:space="preserve">A lab manual your own group maintains, such as the UCD-SERG lab manual,</w:t>
+      </w:r>
+      <w:r>
+        <w:t xml:space="preserve"> </w:t>
+      </w:r>
+      <w:r>
+        <w:t xml:space="preserve">counts as your own work, so it gets no credit.</w:t>
+      </w:r>
+      <w:r>
+        <w:t xml:space="preserve"> </w:t>
+      </w:r>
+      <w:r>
+        <w:t xml:space="preserve">Carry over what the source itself credits,</w:t>
+      </w:r>
+      <w:r>
+        <w:t xml:space="preserve"> </w:t>
+      </w:r>
+      <w:r>
+        <w:t xml:space="preserve">such as the Benjamin-Chung Lab Manual that the UCD-SERG manual credits:</w:t>
       </w:r>
     </w:p>
     <w:p>
@@ -4162,7 +4178,13 @@
         </w:numPr>
       </w:pPr>
       <w:r>
-        <w:t xml:space="preserve">A person outside your group whose lecture or notes it adapted.</w:t>
+        <w:t xml:space="preserve">A person outside your group whose lecture or notes it adapted,</w:t>
+      </w:r>
+      <w:r>
+        <w:t xml:space="preserve"> </w:t>
+      </w:r>
+      <w:r>
+        <w:t xml:space="preserve">credited by name.</w:t>
       </w:r>
       <w:r>
         <w:t xml:space="preserve"> </w:t>
@@ -4188,7 +4210,13 @@
         <w:pStyle w:val="FirstParagraph"/>
       </w:pPr>
       <w:r>
-        <w:t xml:space="preserve">A link to a sister site that sends the reader to further reading is a cross-reference, not an attribution, so it stays.</w:t>
+        <w:t xml:space="preserve">A link to a sister site that sends the reader to further reading</w:t>
+      </w:r>
+      <w:r>
+        <w:t xml:space="preserve"> </w:t>
+      </w:r>
+      <w:r>
+        <w:t xml:space="preserve">is a cross-reference, not an attribution, so it stays.</w:t>
       </w:r>
     </w:p>
     <w:p>

--- a/pr-preview/pr-213/chapters/citations-evidence.docx
+++ b/pr-preview/pr-213/chapters/citations-evidence.docx
@@ -15,7 +15,7 @@
         <w:pStyle w:val="Date"/>
       </w:pPr>
       <w:r>
-        <w:t xml:space="preserve">Last modified: 2026-10-16 00:21:53 (PDT)</w:t>
+        <w:t xml:space="preserve">Last modified: 2026-10-16 00:27:15 (PDT)</w:t>
       </w:r>
     </w:p>
     <w:p>
@@ -3955,13 +3955,13 @@
         </w:numPr>
       </w:pPr>
       <w:r>
-        <w:t xml:space="preserve">Work you wrote or co-wrote elsewhere,</w:t>
-      </w:r>
-      <w:r>
-        <w:t xml:space="preserve"> </w:t>
-      </w:r>
-      <w:r>
-        <w:t xml:space="preserve">such as a lab manual you co-author, your own papers, or your own software.</w:t>
+        <w:t xml:space="preserve">Text, figures or code reused from work that you or your group wrote elsewhere,</w:t>
+      </w:r>
+      <w:r>
+        <w:t xml:space="preserve"> </w:t>
+      </w:r>
+      <w:r>
+        <w:t xml:space="preserve">such as a lab manual your group maintains, your own papers, or your own software.</w:t>
       </w:r>
     </w:p>
     <w:p>
@@ -3975,7 +3975,19 @@
         <w:t xml:space="preserve"> </w:t>
       </w:r>
       <w:r>
-        <w:t xml:space="preserve">so it does not belong on your own work, wherever that work is stored.</w:t>
+        <w:t xml:space="preserve">so it does not belong on material that is your own, wherever that material is stored.</w:t>
+      </w:r>
+      <w:r>
+        <w:t xml:space="preserve"> </w:t>
+      </w:r>
+      <w:r>
+        <w:t xml:space="preserve">A co-author outside your group is someone else:</w:t>
+      </w:r>
+      <w:r>
+        <w:t xml:space="preserve"> </w:t>
+      </w:r>
+      <w:r>
+        <w:t xml:space="preserve">the rule never removes their credit.</w:t>
       </w:r>
       <w:r>
         <w:t xml:space="preserve"> </w:t>
@@ -4090,7 +4102,7 @@
         <w:pStyle w:val="FirstParagraph"/>
       </w:pPr>
       <w:r>
-        <w:t xml:space="preserve">✅ A cross-reference link:</w:t>
+        <w:t xml:space="preserve">✅ A cross-reference link, placed after the claim and the original source it cites:</w:t>
       </w:r>
     </w:p>
     <w:p>
@@ -4101,13 +4113,46 @@
         <w:rPr>
           <w:rStyle w:val="NormalTok"/>
         </w:rPr>
-        <w:t xml:space="preserve">A feature vector is an element of the</w:t>
+        <w:t xml:space="preserve">A feature vector is an element of the real coordinate space </w:t>
+      </w:r>
+      <w:r>
+        <w:rPr>
+          <w:rStyle w:val="CommentTok"/>
+        </w:rPr>
+        <w:t xml:space="preserve">[</w:t>
+      </w:r>
+      <w:r>
+        <w:rPr>
+          <w:rStyle w:val="OtherTok"/>
+        </w:rPr>
+        <w:t xml:space="preserve">@original2024, sec. 2</w:t>
+      </w:r>
+      <w:r>
+        <w:rPr>
+          <w:rStyle w:val="CommentTok"/>
+        </w:rPr>
+        <w:t xml:space="preserve">]</w:t>
+      </w:r>
+      <w:r>
+        <w:rPr>
+          <w:rStyle w:val="NormalTok"/>
+        </w:rPr>
+        <w:t xml:space="preserve">.</w:t>
       </w:r>
       <w:r>
         <w:br/>
       </w:r>
       <w:r>
         <w:rPr>
+          <w:rStyle w:val="NormalTok"/>
+        </w:rPr>
+        <w:t xml:space="preserve">See also the</w:t>
+      </w:r>
+      <w:r>
+        <w:br/>
+      </w:r>
+      <w:r>
+        <w:rPr>
           <w:rStyle w:val="CommentTok"/>
         </w:rPr>
         <w:t xml:space="preserve">[</w:t>
@@ -4125,10 +4170,13 @@
         <w:t xml:space="preserve">](https://morrison-lab.github.io/mds/linear-algebra-vectors.html#def-real-coordinate-space)</w:t>
       </w:r>
       <w:r>
+        <w:br/>
+      </w:r>
+      <w:r>
         <w:rPr>
           <w:rStyle w:val="NormalTok"/>
         </w:rPr>
-        <w:t xml:space="preserve">.</w:t>
+        <w:t xml:space="preserve">in the sister notes.</w:t>
       </w:r>
     </w:p>
     <w:p>
@@ -4148,13 +4196,7 @@
         <w:t xml:space="preserve"> </w:t>
       </w:r>
       <w:r>
-        <w:t xml:space="preserve">Carry over what the source itself credits,</w:t>
-      </w:r>
-      <w:r>
-        <w:t xml:space="preserve"> </w:t>
-      </w:r>
-      <w:r>
-        <w:t xml:space="preserve">such as the Benjamin-Chung Lab Manual that the UCD-SERG manual credits:</w:t>
+        <w:t xml:space="preserve">Carry over what a source itself credits:</w:t>
       </w:r>
     </w:p>
     <w:p>
@@ -4166,7 +4208,13 @@
         </w:numPr>
       </w:pPr>
       <w:r>
-        <w:t xml:space="preserve">A book or paper the material follows.</w:t>
+        <w:t xml:space="preserve">A book, paper or other work the material follows.</w:t>
+      </w:r>
+      <w:r>
+        <w:t xml:space="preserve"> </w:t>
+      </w:r>
+      <w:r>
+        <w:t xml:space="preserve">For example, the Benjamin-Chung Lab Manual, which the UCD-SERG manual credits.</w:t>
       </w:r>
     </w:p>
     <w:p>

--- a/pr-preview/pr-213/chapters/citations-evidence.docx
+++ b/pr-preview/pr-213/chapters/citations-evidence.docx
@@ -15,7 +15,7 @@
         <w:pStyle w:val="Date"/>
       </w:pPr>
       <w:r>
-        <w:t xml:space="preserve">Last modified: 2026-10-16 00:27:15 (PDT)</w:t>
+        <w:t xml:space="preserve">Last modified: 2026-10-16 00:38:59 (PDT)</w:t>
       </w:r>
     </w:p>
     <w:p>
@@ -3648,7 +3648,7 @@
       </w:r>
     </w:p>
     <w:bookmarkEnd w:id="43"/>
-    <w:bookmarkStart w:id="45" w:name="adapting-another-courses-material"/>
+    <w:bookmarkStart w:id="44" w:name="adapting-another-courses-material"/>
     <w:p>
       <w:pPr>
         <w:pStyle w:val="Heading2"/>
@@ -3893,13 +3893,14 @@
         <w:t xml:space="preserve">:::</w:t>
       </w:r>
     </w:p>
-    <w:bookmarkStart w:id="44" w:name="material-from-your-own-work"/>
-    <w:p>
-      <w:pPr>
-        <w:pStyle w:val="Heading3"/>
-      </w:pPr>
-      <w:r>
-        <w:t xml:space="preserve">13.1 Material from your own work</w:t>
+    <w:bookmarkEnd w:id="44"/>
+    <w:bookmarkStart w:id="45" w:name="material-from-your-own-work"/>
+    <w:p>
+      <w:pPr>
+        <w:pStyle w:val="Heading2"/>
+      </w:pPr>
+      <w:r>
+        <w:t xml:space="preserve">14 Material from your own work</w:t>
       </w:r>
     </w:p>
     <w:p>
@@ -3913,7 +3914,13 @@
         <w:t xml:space="preserve"> </w:t>
       </w:r>
       <w:r>
-        <w:t xml:space="preserve">Link to it, but do not credit it.</w:t>
+        <w:t xml:space="preserve">Link to it, but do not credit it,</w:t>
+      </w:r>
+      <w:r>
+        <w:t xml:space="preserve"> </w:t>
+      </w:r>
+      <w:r>
+        <w:t xml:space="preserve">except where a publisher’s reuse terms require a citation (see below).</w:t>
       </w:r>
       <w:r>
         <w:t xml:space="preserve"> </w:t>
@@ -3961,7 +3968,25 @@
         <w:t xml:space="preserve"> </w:t>
       </w:r>
       <w:r>
-        <w:t xml:space="preserve">such as a lab manual your group maintains, your own papers, or your own software.</w:t>
+        <w:t xml:space="preserve">such as a lab manual your group maintains (the UCD-SERG lab manual, for example),</w:t>
+      </w:r>
+      <w:r>
+        <w:t xml:space="preserve"> </w:t>
+      </w:r>
+      <w:r>
+        <w:t xml:space="preserve">your own papers, or your own software.</w:t>
+      </w:r>
+    </w:p>
+    <w:p>
+      <w:pPr>
+        <w:pStyle w:val="Compact"/>
+        <w:numPr>
+          <w:ilvl w:val="0"/>
+          <w:numId w:val="1021"/>
+        </w:numPr>
+      </w:pPr>
+      <w:r>
+        <w:t xml:space="preserve">A template or tool of your group’s that you built the site from.</w:t>
       </w:r>
     </w:p>
     <w:p>
@@ -3987,7 +4012,19 @@
         <w:t xml:space="preserve"> </w:t>
       </w:r>
       <w:r>
-        <w:t xml:space="preserve">the rule never removes their credit.</w:t>
+        <w:t xml:space="preserve">when you reuse a co-written paper or manual,</w:t>
+      </w:r>
+      <w:r>
+        <w:t xml:space="preserve"> </w:t>
+      </w:r>
+      <w:r>
+        <w:t xml:space="preserve">the work itself gets no credit,</w:t>
+      </w:r>
+      <w:r>
+        <w:t xml:space="preserve"> </w:t>
+      </w:r>
+      <w:r>
+        <w:t xml:space="preserve">but credit each outside co-author by name, in the form their role calls for (an author line, or a sentence).</w:t>
       </w:r>
       <w:r>
         <w:t xml:space="preserve"> </w:t>
@@ -4013,19 +4050,37 @@
       <w:r>
         <w:t xml:space="preserve">is ordinary citation and stays.</w:t>
       </w:r>
+      <w:r>
+        <w:t xml:space="preserve"> </w:t>
+      </w:r>
+      <w:r>
+        <w:t xml:space="preserve">A passage or figure reused from a published paper of yours</w:t>
+      </w:r>
+      <w:r>
+        <w:t xml:space="preserve"> </w:t>
+      </w:r>
+      <w:r>
+        <w:t xml:space="preserve">follows the publisher’s reuse terms, which may require a citation;</w:t>
+      </w:r>
+      <w:r>
+        <w:t xml:space="preserve"> </w:t>
+      </w:r>
+      <w:r>
+        <w:t xml:space="preserve">that citation is the one exception to the rule above.</w:t>
+      </w:r>
     </w:p>
     <w:p>
       <w:pPr>
         <w:pStyle w:val="BodyText"/>
       </w:pPr>
       <w:r>
-        <w:t xml:space="preserve">Do not cite your own notes as the source of a definition or result either.</w:t>
-      </w:r>
-      <w:r>
-        <w:t xml:space="preserve"> </w:t>
-      </w:r>
-      <w:r>
-        <w:t xml:space="preserve">Cite the original publication and a modern textbook instead,</w:t>
+        <w:t xml:space="preserve">Do not cite your own course notes or sites as the source of a definition or result either.</w:t>
+      </w:r>
+      <w:r>
+        <w:t xml:space="preserve"> </w:t>
+      </w:r>
+      <w:r>
+        <w:t xml:space="preserve">Cite the original publication and, where one exists, a modern textbook instead,</w:t>
       </w:r>
       <w:r>
         <w:t xml:space="preserve"> </w:t>
@@ -4059,7 +4114,7 @@
         <w:pStyle w:val="BodyText"/>
       </w:pPr>
       <w:r>
-        <w:t xml:space="preserve">❌ A bibliography entry for the group’s own notes, cited as the source:</w:t>
+        <w:t xml:space="preserve">❌ A citation of the group’s own notes as the source of a definition:</w:t>
       </w:r>
     </w:p>
     <w:p>
@@ -4102,7 +4157,7 @@
         <w:pStyle w:val="FirstParagraph"/>
       </w:pPr>
       <w:r>
-        <w:t xml:space="preserve">✅ A cross-reference link, placed after the claim and the original source it cites:</w:t>
+        <w:t xml:space="preserve">✅ The original source and a textbook, with a cross-reference link to the group’s page:</w:t>
       </w:r>
     </w:p>
     <w:p>
@@ -4125,7 +4180,7 @@
         <w:rPr>
           <w:rStyle w:val="OtherTok"/>
         </w:rPr>
-        <w:t xml:space="preserve">@original2024, sec. 2</w:t>
+        <w:t xml:space="preserve">@original, sec. 2; @textbook, ch. 3</w:t>
       </w:r>
       <w:r>
         <w:rPr>
@@ -4184,19 +4239,7 @@
         <w:pStyle w:val="FirstParagraph"/>
       </w:pPr>
       <w:r>
-        <w:t xml:space="preserve">A lab manual your own group maintains, such as the UCD-SERG lab manual,</w:t>
-      </w:r>
-      <w:r>
-        <w:t xml:space="preserve"> </w:t>
-      </w:r>
-      <w:r>
-        <w:t xml:space="preserve">counts as your own work, so it gets no credit.</w:t>
-      </w:r>
-      <w:r>
-        <w:t xml:space="preserve"> </w:t>
-      </w:r>
-      <w:r>
-        <w:t xml:space="preserve">Carry over what a source itself credits:</w:t>
+        <w:t xml:space="preserve">Carry over what the source of your material itself credits:</w:t>
       </w:r>
     </w:p>
     <w:p>
@@ -4226,7 +4269,7 @@
         </w:numPr>
       </w:pPr>
       <w:r>
-        <w:t xml:space="preserve">A person outside your group whose lecture or notes it adapted,</w:t>
+        <w:t xml:space="preserve">A person outside your group whose lecture or notes that source adapted,</w:t>
       </w:r>
       <w:r>
         <w:t xml:space="preserve"> </w:t>
@@ -4272,10 +4315,9 @@
         <w:pStyle w:val="BodyText"/>
       </w:pPr>
       <w:r>
-        <w:t xml:space="preserve">When you find an existing credit to your own work, remove it and leave the link.</w:t>
-      </w:r>
-    </w:p>
-    <w:bookmarkEnd w:id="44"/>
+        <w:t xml:space="preserve">When you find an existing credit to your own work, remove it and add or keep a link to it.</w:t>
+      </w:r>
+    </w:p>
     <w:bookmarkEnd w:id="45"/>
     <w:bookmarkStart w:id="46" w:name="common-citation-errors-to-avoid"/>
     <w:p>
@@ -4283,7 +4325,7 @@
         <w:pStyle w:val="Heading2"/>
       </w:pPr>
       <w:r>
-        <w:t xml:space="preserve">14 Common citation errors to avoid</w:t>
+        <w:t xml:space="preserve">15 Common citation errors to avoid</w:t>
       </w:r>
     </w:p>
     <w:p>
@@ -4468,7 +4510,7 @@
         <w:pStyle w:val="Heading2"/>
       </w:pPr>
       <w:r>
-        <w:t xml:space="preserve">15 Examples</w:t>
+        <w:t xml:space="preserve">16 Examples</w:t>
       </w:r>
     </w:p>
     <w:bookmarkStart w:id="47" w:name="poor-unsupported-claim"/>
@@ -4477,7 +4519,7 @@
         <w:pStyle w:val="Heading3"/>
       </w:pPr>
       <w:r>
-        <w:t xml:space="preserve">15.1 Poor (unsupported claim)</w:t>
+        <w:t xml:space="preserve">16.1 Poor (unsupported claim)</w:t>
       </w:r>
     </w:p>
     <w:p>
@@ -4510,7 +4552,7 @@
         <w:pStyle w:val="Heading3"/>
       </w:pPr>
       <w:r>
-        <w:t xml:space="preserve">15.2 Better (citation provided)</w:t>
+        <w:t xml:space="preserve">16.2 Better (citation provided)</w:t>
       </w:r>
     </w:p>
     <w:p>
@@ -4552,7 +4594,7 @@
         <w:pStyle w:val="Heading3"/>
       </w:pPr>
       <w:r>
-        <w:t xml:space="preserve">15.3 Best (citation with context)</w:t>
+        <w:t xml:space="preserve">16.3 Best (citation with context)</w:t>
       </w:r>
     </w:p>
     <w:p>
@@ -4606,7 +4648,7 @@
         <w:pStyle w:val="Heading3"/>
       </w:pPr>
       <w:r>
-        <w:t xml:space="preserve">15.4 Poor (irrelevant citation)</w:t>
+        <w:t xml:space="preserve">16.4 Poor (irrelevant citation)</w:t>
       </w:r>
     </w:p>
     <w:p>
@@ -4648,7 +4690,7 @@
         <w:pStyle w:val="Heading3"/>
       </w:pPr>
       <w:r>
-        <w:t xml:space="preserve">15.5 Better (relevant citation)</w:t>
+        <w:t xml:space="preserve">16.5 Better (relevant citation)</w:t>
       </w:r>
     </w:p>
     <w:p>
@@ -4691,7 +4733,7 @@
         <w:pStyle w:val="Heading2"/>
       </w:pPr>
       <w:r>
-        <w:t xml:space="preserve">16 Conclusion</w:t>
+        <w:t xml:space="preserve">17 Conclusion</w:t>
       </w:r>
     </w:p>
     <w:p>

--- a/pr-preview/pr-213/chapters/citations-evidence.docx
+++ b/pr-preview/pr-213/chapters/citations-evidence.docx
@@ -15,7 +15,7 @@
         <w:pStyle w:val="Date"/>
       </w:pPr>
       <w:r>
-        <w:t xml:space="preserve">Last modified: 2026-10-16 00:38:59 (PDT)</w:t>
+        <w:t xml:space="preserve">Last modified: 2026-10-16 00:47:33 (PDT)</w:t>
       </w:r>
     </w:p>
     <w:p>
@@ -3914,13 +3914,25 @@
         <w:t xml:space="preserve"> </w:t>
       </w:r>
       <w:r>
+        <w:t xml:space="preserve">“Your group”</w:t>
+      </w:r>
+      <w:r>
+        <w:t xml:space="preserve"> </w:t>
+      </w:r>
+      <w:r>
+        <w:t xml:space="preserve">means you and the other members of the labs that maintain the work, such as the Morrison Lab and UCD-SERG.</w:t>
+      </w:r>
+      <w:r>
+        <w:t xml:space="preserve"> </w:t>
+      </w:r>
+      <w:r>
         <w:t xml:space="preserve">Link to it, but do not credit it,</w:t>
       </w:r>
       <w:r>
         <w:t xml:space="preserve"> </w:t>
       </w:r>
       <w:r>
-        <w:t xml:space="preserve">except where a publisher’s reuse terms require a citation (see below).</w:t>
+        <w:t xml:space="preserve">except for the credits and citations listed below.</w:t>
       </w:r>
       <w:r>
         <w:t xml:space="preserve"> </w:t>
@@ -3938,7 +3950,7 @@
         </w:numPr>
       </w:pPr>
       <w:r>
-        <w:t xml:space="preserve">Material moved between repositories you maintain.</w:t>
+        <w:t xml:space="preserve">Material your group wrote that moves between repositories you maintain.</w:t>
       </w:r>
       <w:r>
         <w:t xml:space="preserve"> </w:t>
@@ -3952,6 +3964,12 @@
       <w:r>
         <w:t xml:space="preserve">leave the sister-repository credit out of the new work.</w:t>
       </w:r>
+      <w:r>
+        <w:t xml:space="preserve"> </w:t>
+      </w:r>
+      <w:r>
+        <w:t xml:space="preserve">Material in those repositories that someone outside the group wrote keeps its credit (see below).</w:t>
+      </w:r>
     </w:p>
     <w:p>
       <w:pPr>
@@ -4018,13 +4036,13 @@
         <w:t xml:space="preserve"> </w:t>
       </w:r>
       <w:r>
-        <w:t xml:space="preserve">the work itself gets no credit,</w:t>
-      </w:r>
-      <w:r>
-        <w:t xml:space="preserve"> </w:t>
-      </w:r>
-      <w:r>
-        <w:t xml:space="preserve">but credit each outside co-author by name, in the form their role calls for (an author line, or a sentence).</w:t>
+        <w:t xml:space="preserve">the work itself gets no credit (a publisher-required citation aside, see below),</w:t>
+      </w:r>
+      <w:r>
+        <w:t xml:space="preserve"> </w:t>
+      </w:r>
+      <w:r>
+        <w:t xml:space="preserve">but credit each outside co-author by name, in a sentence or an author line.</w:t>
       </w:r>
       <w:r>
         <w:t xml:space="preserve"> </w:t>
@@ -4066,7 +4084,7 @@
         <w:t xml:space="preserve"> </w:t>
       </w:r>
       <w:r>
-        <w:t xml:space="preserve">that citation is the one exception to the rule above.</w:t>
+        <w:t xml:space="preserve">that is the only citation the reuse itself can require.</w:t>
       </w:r>
     </w:p>
     <w:p>
@@ -4080,13 +4098,7 @@
         <w:t xml:space="preserve"> </w:t>
       </w:r>
       <w:r>
-        <w:t xml:space="preserve">Cite the original publication and, where one exists, a modern textbook instead,</w:t>
-      </w:r>
-      <w:r>
-        <w:t xml:space="preserve"> </w:t>
-      </w:r>
-      <w:r>
-        <w:t xml:space="preserve">and link to your own page as further reading</w:t>
+        <w:t xml:space="preserve">Instead, cite the original publication where you can identify one, and a modern textbook</w:t>
       </w:r>
       <w:r>
         <w:t xml:space="preserve"> </w:t>
@@ -4106,7 +4118,13 @@
         </w:r>
       </w:hyperlink>
       <w:r>
-        <w:t xml:space="preserve">).</w:t>
+        <w:t xml:space="preserve">),</w:t>
+      </w:r>
+      <w:r>
+        <w:t xml:space="preserve"> </w:t>
+      </w:r>
+      <w:r>
+        <w:t xml:space="preserve">and link to your own page as further reading.</w:t>
       </w:r>
     </w:p>
     <w:p>
@@ -4125,7 +4143,7 @@
         <w:rPr>
           <w:rStyle w:val="NormalTok"/>
         </w:rPr>
-        <w:t xml:space="preserve">A feature vector is an element of the real coordinate space </w:t>
+        <w:t xml:space="preserve">The Cauchy-Schwarz inequality bounds the inner product by the product of the norms </w:t>
       </w:r>
       <w:r>
         <w:rPr>
@@ -4168,7 +4186,7 @@
         <w:rPr>
           <w:rStyle w:val="NormalTok"/>
         </w:rPr>
-        <w:t xml:space="preserve">A feature vector is an element of the real coordinate space </w:t>
+        <w:t xml:space="preserve">The Cauchy-Schwarz inequality bounds the inner product by the product of the norms </w:t>
       </w:r>
       <w:r>
         <w:rPr>
@@ -4216,13 +4234,13 @@
         <w:rPr>
           <w:rStyle w:val="OtherTok"/>
         </w:rPr>
-        <w:t xml:space="preserve">real coordinate space</w:t>
+        <w:t xml:space="preserve">Cauchy-Schwarz inequality</w:t>
       </w:r>
       <w:r>
         <w:rPr>
           <w:rStyle w:val="CommentTok"/>
         </w:rPr>
-        <w:t xml:space="preserve">](https://morrison-lab.github.io/mds/linear-algebra-vectors.html#def-real-coordinate-space)</w:t>
+        <w:t xml:space="preserve">](https://morrison-lab.github.io/mds/linear-algebra-inner-products.html#thm-cauchy-schwarz)</w:t>
       </w:r>
       <w:r>
         <w:br/>

--- a/pr-preview/pr-213/chapters/citations-evidence.docx
+++ b/pr-preview/pr-213/chapters/citations-evidence.docx
@@ -15,7 +15,7 @@
         <w:pStyle w:val="Date"/>
       </w:pPr>
       <w:r>
-        <w:t xml:space="preserve">Last modified: 2026-10-16 00:47:33 (PDT)</w:t>
+        <w:t xml:space="preserve">Last modified: 2026-10-16 05:05:17 (PDT)</w:t>
       </w:r>
     </w:p>
     <w:p>
@@ -3210,14 +3210,40 @@
         <w:t xml:space="preserve">(Mitchell 1997)</w:t>
       </w:r>
     </w:p>
+    <w:p>
+      <w:pPr>
+        <w:pStyle w:val="FirstParagraph"/>
+      </w:pPr>
+      <w:r>
+        <w:t xml:space="preserve">Credit a quotation to whoever speaks it in the primary source,</w:t>
+      </w:r>
+      <w:r>
+        <w:t xml:space="preserve"> </w:t>
+      </w:r>
+      <w:r>
+        <w:t xml:space="preserve">even when the speaker is quoting someone else.</w:t>
+      </w:r>
+      <w:r>
+        <w:t xml:space="preserve"> </w:t>
+      </w:r>
+      <w:r>
+        <w:t xml:space="preserve">When attribution is in doubt, read the primary source (a transcript, the original page) first.</w:t>
+      </w:r>
+      <w:r>
+        <w:t xml:space="preserve"> </w:t>
+      </w:r>
+      <w:r>
+        <w:t xml:space="preserve">Uncertainty about who said a line is not evidence about who said it.</w:t>
+      </w:r>
+    </w:p>
     <w:bookmarkEnd w:id="39"/>
-    <w:bookmarkStart w:id="42" w:name="cite-the-original-for-named-results"/>
+    <w:bookmarkStart w:id="40" w:name="Xdc6e961a4731f42c2c786ef03a498fc72396848"/>
     <w:p>
       <w:pPr>
         <w:pStyle w:val="Heading2"/>
       </w:pPr>
       <w:r>
-        <w:t xml:space="preserve">11 Cite the original for named results</w:t>
+        <w:t xml:space="preserve">11 Copy organization names from their source</w:t>
       </w:r>
     </w:p>
     <w:p>
@@ -3225,6 +3251,218 @@
         <w:pStyle w:val="FirstParagraph"/>
       </w:pPr>
       <w:r>
+        <w:t xml:space="preserve">When a bibliography entry names an organization,</w:t>
+      </w:r>
+      <w:r>
+        <w:t xml:space="preserve"> </w:t>
+      </w:r>
+      <w:r>
+        <w:t xml:space="preserve">copy the name from the organization’s own page (its about page, README or footer)</w:t>
+      </w:r>
+      <w:r>
+        <w:t xml:space="preserve"> </w:t>
+      </w:r>
+      <w:r>
+        <w:t xml:space="preserve">rather than expanding an acronym from memory.</w:t>
+      </w:r>
+    </w:p>
+    <w:bookmarkEnd w:id="40"/>
+    <w:bookmarkStart w:id="43" w:name="verify-each-bibliography-entry"/>
+    <w:p>
+      <w:pPr>
+        <w:pStyle w:val="Heading2"/>
+      </w:pPr>
+      <w:r>
+        <w:t xml:space="preserve">12 Verify each bibliography entry</w:t>
+      </w:r>
+    </w:p>
+    <w:p>
+      <w:pPr>
+        <w:pStyle w:val="FirstParagraph"/>
+      </w:pPr>
+      <w:r>
+        <w:t xml:space="preserve">Check each detail of a bibliography entry against an official source.</w:t>
+      </w:r>
+      <w:r>
+        <w:t xml:space="preserve"> </w:t>
+      </w:r>
+      <w:r>
+        <w:t xml:space="preserve">Look the work up through</w:t>
+      </w:r>
+      <w:r>
+        <w:t xml:space="preserve"> </w:t>
+      </w:r>
+      <w:hyperlink r:id="rId41">
+        <w:r>
+          <w:rPr>
+            <w:rStyle w:val="Hyperlink"/>
+          </w:rPr>
+          <w:t xml:space="preserve">Crossref search</w:t>
+        </w:r>
+      </w:hyperlink>
+      <w:r>
+        <w:t xml:space="preserve"> </w:t>
+      </w:r>
+      <w:r>
+        <w:t xml:space="preserve">or its</w:t>
+      </w:r>
+      <w:r>
+        <w:t xml:space="preserve"> </w:t>
+      </w:r>
+      <w:hyperlink r:id="rId42">
+        <w:r>
+          <w:rPr>
+            <w:rStyle w:val="Hyperlink"/>
+          </w:rPr>
+          <w:t xml:space="preserve">REST API</w:t>
+        </w:r>
+      </w:hyperlink>
+      <w:r>
+        <w:t xml:space="preserve">,</w:t>
+      </w:r>
+      <w:r>
+        <w:t xml:space="preserve"> </w:t>
+      </w:r>
+      <w:r>
+        <w:t xml:space="preserve">check the title, volume, issue and pages against the record,</w:t>
+      </w:r>
+      <w:r>
+        <w:t xml:space="preserve"> </w:t>
+      </w:r>
+      <w:r>
+        <w:t xml:space="preserve">and add the DOI.</w:t>
+      </w:r>
+      <w:r>
+        <w:t xml:space="preserve"> </w:t>
+      </w:r>
+      <w:r>
+        <w:t xml:space="preserve">Check a constant in a cited theorem, such as the factors in an inequality,</w:t>
+      </w:r>
+      <w:r>
+        <w:t xml:space="preserve"> </w:t>
+      </w:r>
+      <w:r>
+        <w:t xml:space="preserve">against a second free, official source,</w:t>
+      </w:r>
+      <w:r>
+        <w:t xml:space="preserve"> </w:t>
+      </w:r>
+      <w:r>
+        <w:t xml:space="preserve">and say in the pull request what you checked against what.</w:t>
+      </w:r>
+    </w:p>
+    <w:bookmarkEnd w:id="43"/>
+    <w:bookmarkStart w:id="44" w:name="cite-an-alias-directly"/>
+    <w:p>
+      <w:pPr>
+        <w:pStyle w:val="Heading2"/>
+      </w:pPr>
+      <w:r>
+        <w:t xml:space="preserve">13 Cite an alias directly</w:t>
+      </w:r>
+    </w:p>
+    <w:p>
+      <w:pPr>
+        <w:pStyle w:val="FirstParagraph"/>
+      </w:pPr>
+      <w:r>
+        <w:t xml:space="preserve">When a source uses another name for a defined term,</w:t>
+      </w:r>
+      <w:r>
+        <w:t xml:space="preserve"> </w:t>
+      </w:r>
+      <w:r>
+        <w:t xml:space="preserve">write the alias in bold and cite the source after it,</w:t>
+      </w:r>
+      <w:r>
+        <w:t xml:space="preserve"> </w:t>
+      </w:r>
+      <w:r>
+        <w:t xml:space="preserve">as in</w:t>
+      </w:r>
+      <w:r>
+        <w:t xml:space="preserve"> </w:t>
+      </w:r>
+      <w:r>
+        <w:rPr>
+          <w:rStyle w:val="VerbatimChar"/>
+        </w:rPr>
+        <w:t xml:space="preserve">also called the **alias** [@key, section]</w:t>
+      </w:r>
+      <w:r>
+        <w:t xml:space="preserve">.</w:t>
+      </w:r>
+      <w:r>
+        <w:t xml:space="preserve"> </w:t>
+      </w:r>
+      <w:r>
+        <w:t xml:space="preserve">The citation already says that the source uses the name,</w:t>
+      </w:r>
+      <w:r>
+        <w:t xml:space="preserve"> </w:t>
+      </w:r>
+      <w:r>
+        <w:t xml:space="preserve">so do not add a sentence such as</w:t>
+      </w:r>
+      <w:r>
+        <w:t xml:space="preserve"> </w:t>
+      </w:r>
+      <w:r>
+        <w:t xml:space="preserve">“The source uses that name”</w:t>
+      </w:r>
+      <w:r>
+        <w:t xml:space="preserve">.</w:t>
+      </w:r>
+    </w:p>
+    <w:p>
+      <w:pPr>
+        <w:pStyle w:val="BlockText"/>
+      </w:pPr>
+      <w:r>
+        <w:t xml:space="preserve">❌</w:t>
+      </w:r>
+      <w:r>
+        <w:t xml:space="preserve"> </w:t>
+      </w:r>
+      <w:r>
+        <w:rPr>
+          <w:rStyle w:val="VerbatimChar"/>
+        </w:rPr>
+        <w:t xml:space="preserve">also called the **alias**. The cited textbook uses that name.</w:t>
+      </w:r>
+    </w:p>
+    <w:p>
+      <w:pPr>
+        <w:pStyle w:val="BlockText"/>
+      </w:pPr>
+      <w:r>
+        <w:t xml:space="preserve">✅</w:t>
+      </w:r>
+      <w:r>
+        <w:t xml:space="preserve"> </w:t>
+      </w:r>
+      <w:r>
+        <w:rPr>
+          <w:rStyle w:val="VerbatimChar"/>
+        </w:rPr>
+        <w:t xml:space="preserve">also called the **alias** [@key, section]</w:t>
+      </w:r>
+    </w:p>
+    <w:bookmarkEnd w:id="44"/>
+    <w:bookmarkStart w:id="47" w:name="cite-the-original-for-named-results"/>
+    <w:p>
+      <w:pPr>
+        <w:pStyle w:val="Heading2"/>
+      </w:pPr>
+      <w:r>
+        <w:t xml:space="preserve">14 Cite the original for named results</w:t>
+      </w:r>
+    </w:p>
+    <w:p>
+      <w:pPr>
+        <w:pStyle w:val="FirstParagraph"/>
+      </w:pPr>
+      <w:r>
         <w:t xml:space="preserve">When you present a result that carries a person’s name,</w:t>
       </w:r>
       <w:r>
@@ -3492,7 +3730,7 @@
       <w:r>
         <w:t xml:space="preserve"> </w:t>
       </w:r>
-      <w:hyperlink r:id="rId40">
+      <w:hyperlink r:id="rId45">
         <w:r>
           <w:rPr>
             <w:rStyle w:val="Hyperlink"/>
@@ -3518,7 +3756,7 @@
         <w:t xml:space="preserve">and never fill in a title, volume, or page number from memory.</w:t>
       </w:r>
     </w:p>
-    <w:bookmarkStart w:id="41" w:name="exm-cite-original"/>
+    <w:bookmarkStart w:id="46" w:name="exm-cite-original"/>
     <w:p>
       <w:pPr>
         <w:pStyle w:val="BodyText"/>
@@ -3592,15 +3830,15 @@
         <w:t xml:space="preserve">.</w:t>
       </w:r>
     </w:p>
-    <w:bookmarkEnd w:id="41"/>
-    <w:bookmarkEnd w:id="42"/>
-    <w:bookmarkStart w:id="43" w:name="put-the-content-first"/>
+    <w:bookmarkEnd w:id="46"/>
+    <w:bookmarkEnd w:id="47"/>
+    <w:bookmarkStart w:id="48" w:name="put-the-content-first"/>
     <w:p>
       <w:pPr>
         <w:pStyle w:val="Heading2"/>
       </w:pPr>
       <w:r>
-        <w:t xml:space="preserve">12 Put the content first</w:t>
+        <w:t xml:space="preserve">15 Put the content first</w:t>
       </w:r>
     </w:p>
     <w:p>
@@ -3647,14 +3885,14 @@
         <w:t xml:space="preserve">without commentary on who said it or where it was repeated.</w:t>
       </w:r>
     </w:p>
-    <w:bookmarkEnd w:id="43"/>
-    <w:bookmarkStart w:id="44" w:name="adapting-another-courses-material"/>
+    <w:bookmarkEnd w:id="48"/>
+    <w:bookmarkStart w:id="49" w:name="adapting-another-courses-material"/>
     <w:p>
       <w:pPr>
         <w:pStyle w:val="Heading2"/>
       </w:pPr>
       <w:r>
-        <w:t xml:space="preserve">13 Adapting another course’s material</w:t>
+        <w:t xml:space="preserve">16 Adapting another course’s material</w:t>
       </w:r>
     </w:p>
     <w:p>
@@ -3893,14 +4131,14 @@
         <w:t xml:space="preserve">:::</w:t>
       </w:r>
     </w:p>
-    <w:bookmarkEnd w:id="44"/>
-    <w:bookmarkStart w:id="45" w:name="material-from-your-own-work"/>
+    <w:bookmarkEnd w:id="49"/>
+    <w:bookmarkStart w:id="50" w:name="material-from-your-own-work"/>
     <w:p>
       <w:pPr>
         <w:pStyle w:val="Heading2"/>
       </w:pPr>
       <w:r>
-        <w:t xml:space="preserve">14 Material from your own work</w:t>
+        <w:t xml:space="preserve">17 Material from your own work</w:t>
       </w:r>
     </w:p>
     <w:p>
@@ -4336,14 +4574,14 @@
         <w:t xml:space="preserve">When you find an existing credit to your own work, remove it and add or keep a link to it.</w:t>
       </w:r>
     </w:p>
-    <w:bookmarkEnd w:id="45"/>
-    <w:bookmarkStart w:id="46" w:name="common-citation-errors-to-avoid"/>
+    <w:bookmarkEnd w:id="50"/>
+    <w:bookmarkStart w:id="51" w:name="common-citation-errors-to-avoid"/>
     <w:p>
       <w:pPr>
         <w:pStyle w:val="Heading2"/>
       </w:pPr>
       <w:r>
-        <w:t xml:space="preserve">15 Common citation errors to avoid</w:t>
+        <w:t xml:space="preserve">18 Common citation errors to avoid</w:t>
       </w:r>
     </w:p>
     <w:p>
@@ -4521,23 +4759,23 @@
         <w:t xml:space="preserve">: Failing to cite work that directly influenced your ideas</w:t>
       </w:r>
     </w:p>
-    <w:bookmarkEnd w:id="46"/>
-    <w:bookmarkStart w:id="52" w:name="examples"/>
+    <w:bookmarkEnd w:id="51"/>
+    <w:bookmarkStart w:id="57" w:name="examples"/>
     <w:p>
       <w:pPr>
         <w:pStyle w:val="Heading2"/>
       </w:pPr>
       <w:r>
-        <w:t xml:space="preserve">16 Examples</w:t>
-      </w:r>
-    </w:p>
-    <w:bookmarkStart w:id="47" w:name="poor-unsupported-claim"/>
+        <w:t xml:space="preserve">19 Examples</w:t>
+      </w:r>
+    </w:p>
+    <w:bookmarkStart w:id="52" w:name="poor-unsupported-claim"/>
     <w:p>
       <w:pPr>
         <w:pStyle w:val="Heading3"/>
       </w:pPr>
       <w:r>
-        <w:t xml:space="preserve">16.1 Poor (unsupported claim)</w:t>
+        <w:t xml:space="preserve">19.1 Poor (unsupported claim)</w:t>
       </w:r>
     </w:p>
     <w:p>
@@ -4563,14 +4801,14 @@
         <w:t xml:space="preserve">: This claim is stated as fact without any support.</w:t>
       </w:r>
     </w:p>
-    <w:bookmarkEnd w:id="47"/>
-    <w:bookmarkStart w:id="48" w:name="better-citation-provided"/>
+    <w:bookmarkEnd w:id="52"/>
+    <w:bookmarkStart w:id="53" w:name="better-citation-provided"/>
     <w:p>
       <w:pPr>
         <w:pStyle w:val="Heading3"/>
       </w:pPr>
       <w:r>
-        <w:t xml:space="preserve">16.2 Better (citation provided)</w:t>
+        <w:t xml:space="preserve">19.2 Better (citation provided)</w:t>
       </w:r>
     </w:p>
     <w:p>
@@ -4605,14 +4843,14 @@
         <w:t xml:space="preserve">: Citations provide evidence for the claim.</w:t>
       </w:r>
     </w:p>
-    <w:bookmarkEnd w:id="48"/>
-    <w:bookmarkStart w:id="49" w:name="best-citation-with-context"/>
+    <w:bookmarkEnd w:id="53"/>
+    <w:bookmarkStart w:id="54" w:name="best-citation-with-context"/>
     <w:p>
       <w:pPr>
         <w:pStyle w:val="Heading3"/>
       </w:pPr>
       <w:r>
-        <w:t xml:space="preserve">16.3 Best (citation with context)</w:t>
+        <w:t xml:space="preserve">19.3 Best (citation with context)</w:t>
       </w:r>
     </w:p>
     <w:p>
@@ -4659,14 +4897,14 @@
         <w:t xml:space="preserve">: The specific support each citation provides is explained.</w:t>
       </w:r>
     </w:p>
-    <w:bookmarkEnd w:id="49"/>
-    <w:bookmarkStart w:id="50" w:name="poor-irrelevant-citation"/>
+    <w:bookmarkEnd w:id="54"/>
+    <w:bookmarkStart w:id="55" w:name="poor-irrelevant-citation"/>
     <w:p>
       <w:pPr>
         <w:pStyle w:val="Heading3"/>
       </w:pPr>
       <w:r>
-        <w:t xml:space="preserve">16.4 Poor (irrelevant citation)</w:t>
+        <w:t xml:space="preserve">19.4 Poor (irrelevant citation)</w:t>
       </w:r>
     </w:p>
     <w:p>
@@ -4701,14 +4939,14 @@
         <w:t xml:space="preserve">: Knuth’s 1984 paper on literate programming doesn’t address Python or data science.</w:t>
       </w:r>
     </w:p>
-    <w:bookmarkEnd w:id="50"/>
-    <w:bookmarkStart w:id="51" w:name="better-relevant-citation"/>
+    <w:bookmarkEnd w:id="55"/>
+    <w:bookmarkStart w:id="56" w:name="better-relevant-citation"/>
     <w:p>
       <w:pPr>
         <w:pStyle w:val="Heading3"/>
       </w:pPr>
       <w:r>
-        <w:t xml:space="preserve">16.5 Better (relevant citation)</w:t>
+        <w:t xml:space="preserve">19.5 Better (relevant citation)</w:t>
       </w:r>
     </w:p>
     <w:p>
@@ -4743,15 +4981,15 @@
         <w:t xml:space="preserve">: The citation is to a current survey of programming language usage.</w:t>
       </w:r>
     </w:p>
-    <w:bookmarkEnd w:id="51"/>
-    <w:bookmarkEnd w:id="52"/>
-    <w:bookmarkStart w:id="69" w:name="conclusion"/>
+    <w:bookmarkEnd w:id="56"/>
+    <w:bookmarkEnd w:id="57"/>
+    <w:bookmarkStart w:id="74" w:name="conclusion"/>
     <w:p>
       <w:pPr>
         <w:pStyle w:val="Heading2"/>
       </w:pPr>
       <w:r>
-        <w:t xml:space="preserve">17 Conclusion</w:t>
+        <w:t xml:space="preserve">20 Conclusion</w:t>
       </w:r>
     </w:p>
     <w:p>
@@ -4804,8 +5042,8 @@
         <w:t xml:space="preserve">add a citation or present direct evidence.</w:t>
       </w:r>
     </w:p>
-    <w:bookmarkStart w:id="68" w:name="refs"/>
-    <w:bookmarkStart w:id="54" w:name="ref-bienayme1853"/>
+    <w:bookmarkStart w:id="73" w:name="refs"/>
+    <w:bookmarkStart w:id="59" w:name="ref-bienayme1853"/>
     <w:p>
       <w:pPr>
         <w:pStyle w:val="Bibliography"/>
@@ -4850,7 +5088,7 @@
       <w:r>
         <w:t xml:space="preserve"> </w:t>
       </w:r>
-      <w:hyperlink r:id="rId53">
+      <w:hyperlink r:id="rId58">
         <w:r>
           <w:rPr>
             <w:rStyle w:val="Hyperlink"/>
@@ -4862,8 +5100,8 @@
         <w:t xml:space="preserve">.</w:t>
       </w:r>
     </w:p>
-    <w:bookmarkEnd w:id="54"/>
-    <w:bookmarkStart w:id="56" w:name="ref-blitzstein2019introduction"/>
+    <w:bookmarkEnd w:id="59"/>
+    <w:bookmarkStart w:id="61" w:name="ref-blitzstein2019introduction"/>
     <w:p>
       <w:pPr>
         <w:pStyle w:val="Bibliography"/>
@@ -4887,7 +5125,7 @@
       <w:r>
         <w:t xml:space="preserve"> </w:t>
       </w:r>
-      <w:hyperlink r:id="rId55">
+      <w:hyperlink r:id="rId60">
         <w:r>
           <w:rPr>
             <w:rStyle w:val="Hyperlink"/>
@@ -4899,8 +5137,8 @@
         <w:t xml:space="preserve">.</w:t>
       </w:r>
     </w:p>
-    <w:bookmarkEnd w:id="56"/>
-    <w:bookmarkStart w:id="58" w:name="ref-hawkins2004"/>
+    <w:bookmarkEnd w:id="61"/>
+    <w:bookmarkStart w:id="63" w:name="ref-hawkins2004"/>
     <w:p>
       <w:pPr>
         <w:pStyle w:val="Bibliography"/>
@@ -4933,7 +5171,7 @@
       <w:r>
         <w:t xml:space="preserve"> </w:t>
       </w:r>
-      <w:hyperlink r:id="rId57">
+      <w:hyperlink r:id="rId62">
         <w:r>
           <w:rPr>
             <w:rStyle w:val="Hyperlink"/>
@@ -4945,8 +5183,8 @@
         <w:t xml:space="preserve">.</w:t>
       </w:r>
     </w:p>
-    <w:bookmarkEnd w:id="58"/>
-    <w:bookmarkStart w:id="60" w:name="ref-knuth84"/>
+    <w:bookmarkEnd w:id="63"/>
+    <w:bookmarkStart w:id="65" w:name="ref-knuth84"/>
     <w:p>
       <w:pPr>
         <w:pStyle w:val="Bibliography"/>
@@ -4979,7 +5217,7 @@
       <w:r>
         <w:t xml:space="preserve"> </w:t>
       </w:r>
-      <w:hyperlink r:id="rId59">
+      <w:hyperlink r:id="rId64">
         <w:r>
           <w:rPr>
             <w:rStyle w:val="Hyperlink"/>
@@ -4991,8 +5229,8 @@
         <w:t xml:space="preserve">.</w:t>
       </w:r>
     </w:p>
-    <w:bookmarkEnd w:id="60"/>
-    <w:bookmarkStart w:id="61" w:name="ref-mitchell1997"/>
+    <w:bookmarkEnd w:id="65"/>
+    <w:bookmarkStart w:id="66" w:name="ref-mitchell1997"/>
     <w:p>
       <w:pPr>
         <w:pStyle w:val="Bibliography"/>
@@ -5014,8 +5252,8 @@
         <w:t xml:space="preserve">. McGraw-Hill.</w:t>
       </w:r>
     </w:p>
-    <w:bookmarkEnd w:id="61"/>
-    <w:bookmarkStart w:id="63" w:name="ref-stackoverflow2024"/>
+    <w:bookmarkEnd w:id="66"/>
+    <w:bookmarkStart w:id="68" w:name="ref-stackoverflow2024"/>
     <w:p>
       <w:pPr>
         <w:pStyle w:val="Bibliography"/>
@@ -5039,7 +5277,7 @@
       <w:r>
         <w:t xml:space="preserve"> </w:t>
       </w:r>
-      <w:hyperlink r:id="rId62">
+      <w:hyperlink r:id="rId67">
         <w:r>
           <w:rPr>
             <w:rStyle w:val="Hyperlink"/>
@@ -5051,8 +5289,8 @@
         <w:t xml:space="preserve">.</w:t>
       </w:r>
     </w:p>
-    <w:bookmarkEnd w:id="63"/>
-    <w:bookmarkStart w:id="65" w:name="ref-tchebichef1867"/>
+    <w:bookmarkEnd w:id="68"/>
+    <w:bookmarkStart w:id="70" w:name="ref-tchebichef1867"/>
     <w:p>
       <w:pPr>
         <w:pStyle w:val="Bibliography"/>
@@ -5082,7 +5320,7 @@
       <w:r>
         <w:t xml:space="preserve"> </w:t>
       </w:r>
-      <w:hyperlink r:id="rId64">
+      <w:hyperlink r:id="rId69">
         <w:r>
           <w:rPr>
             <w:rStyle w:val="Hyperlink"/>
@@ -5094,8 +5332,8 @@
         <w:t xml:space="preserve">.</w:t>
       </w:r>
     </w:p>
-    <w:bookmarkEnd w:id="65"/>
-    <w:bookmarkStart w:id="67" w:name="ref-vapnik1998"/>
+    <w:bookmarkEnd w:id="70"/>
+    <w:bookmarkStart w:id="72" w:name="ref-vapnik1998"/>
     <w:p>
       <w:pPr>
         <w:pStyle w:val="Bibliography"/>
@@ -5119,7 +5357,7 @@
       <w:r>
         <w:t xml:space="preserve"> </w:t>
       </w:r>
-      <w:hyperlink r:id="rId66">
+      <w:hyperlink r:id="rId71">
         <w:r>
           <w:rPr>
             <w:rStyle w:val="Hyperlink"/>
@@ -5131,9 +5369,9 @@
         <w:t xml:space="preserve">.</w:t>
       </w:r>
     </w:p>
-    <w:bookmarkEnd w:id="67"/>
-    <w:bookmarkEnd w:id="68"/>
-    <w:bookmarkEnd w:id="69"/>
+    <w:bookmarkEnd w:id="72"/>
+    <w:bookmarkEnd w:id="73"/>
+    <w:bookmarkEnd w:id="74"/>
     <w:sectPr>
       <w:footnotePr>
         <w:numRestart w:val="eachSect"/>
